--- a/The_Den_Master_Print_Pack.docx
+++ b/The_Den_Master_Print_Pack.docx
@@ -1416,7 +1416,7 @@
         </w:numPr>
       </w:pPr>
       <w:r>
-        <w:t xml:space="preserve">Winners announced. 2–3 exceptional founders receive mentorship and support.</w:t>
+        <w:t>Winner announced. The exceptional founder receives mentorship and bespoke business support.</w:t>
       </w:r>
     </w:p>
     <w:p>
